--- a/flow/20230927_hours/drafts/2024-07-u/26.07.docx
+++ b/flow/20230927_hours/drafts/2024-07-u/26.07.docx
@@ -94,18 +94,15 @@
     </w:p>
     <w:p>
       <w:pPr>
-        <w:spacing w:line="240" w:lineRule="auto"/>
-        <w:rPr>
-          <w:rFonts w:ascii="Times New Roman" w:hAnsi="Times New Roman"/>
-          <w:sz w:val="24"/>
-        </w:rPr>
-      </w:pPr>
-      <w:r>
-        <w:rPr>
-          <w:rFonts w:ascii="Times New Roman" w:hAnsi="Times New Roman"/>
-          <w:sz w:val="24"/>
-        </w:rPr>
-        <w:t>Царю небесний, утішителю, Душе істини,* що всюди єси і все наповняєш,* скарбе дібр і життя подателю,* прийди і вселися в нас,* і очисти нас від усякої скверни,* і спаси, Благий, душі наші.</w:t>
+        <w:pStyle w:val="a"/>
+        <w:spacing w:after="120"/>
+      </w:pPr>
+      <w:r>
+        <w:rPr>
+          <w:rFonts w:ascii="Times New Roman" w:hAnsi="Times New Roman"/>
+          <w:sz w:val="24"/>
+        </w:rPr>
+        <w:t>Ца́рю небе́сний, утіши́телю, Ду́ше íстини,* що всю́ди єси́ і все наповня́єш,* скарбни́це благ і життя́ пода́телю,* прийди́, і всели́ся в нас,* і очи́сти нас від уся́кої скве́рни,* і спаси́, благи́й, ду́ші на́ші.</w:t>
       </w:r>
     </w:p>
     <w:p>
@@ -328,51 +325,24 @@
     </w:p>
     <w:p>
       <w:pPr>
-        <w:spacing w:line="240" w:lineRule="auto"/>
-        <w:rPr>
-          <w:rFonts w:ascii="Times New Roman" w:hAnsi="Times New Roman"/>
-          <w:sz w:val="24"/>
-        </w:rPr>
-      </w:pPr>
-      <w:r>
-        <w:rPr>
-          <w:rFonts w:ascii="Times New Roman" w:hAnsi="Times New Roman"/>
-          <w:i/>
-          <w:color w:val="FF0000"/>
-          <w:sz w:val="24"/>
-        </w:rPr>
-        <w:t>Священик</w:t>
-      </w:r>
-      <w:r>
-        <w:rPr>
-          <w:rFonts w:ascii="Times New Roman" w:hAnsi="Times New Roman"/>
-          <w:i/>
-          <w:color w:val="FF0000"/>
-          <w:sz w:val="24"/>
-        </w:rPr>
-        <w:t>:</w:t>
-      </w:r>
-      <w:r>
-        <w:rPr>
-          <w:rFonts w:ascii="Times New Roman" w:hAnsi="Times New Roman"/>
-          <w:color w:val="FF0000"/>
-          <w:sz w:val="24"/>
-        </w:rPr>
-        <w:t xml:space="preserve"> </w:t>
-      </w:r>
-      <w:r>
-        <w:rPr>
-          <w:rFonts w:ascii="Times New Roman" w:hAnsi="Times New Roman"/>
-          <w:sz w:val="24"/>
-        </w:rPr>
-        <w:t xml:space="preserve">Бо твоє є царство, і сила, і слава, Отця, і Сина, і Святого Духа, нині і повсякчас, і на віки </w:t>
-      </w:r>
-      <w:r>
-        <w:rPr>
-          <w:rFonts w:ascii="Times New Roman" w:hAnsi="Times New Roman"/>
-          <w:sz w:val="24"/>
-        </w:rPr>
-        <w:t>віків.</w:t>
+        <w:pStyle w:val="a"/>
+        <w:spacing w:after="120"/>
+      </w:pPr>
+      <w:r>
+        <w:rPr>
+          <w:rFonts w:ascii="Times New Roman" w:hAnsi="Times New Roman"/>
+          <w:i/>
+          <w:color w:val="FF0000"/>
+          <w:sz w:val="24"/>
+        </w:rPr>
+        <w:t>Священник:</w:t>
+      </w:r>
+      <w:r>
+        <w:rPr>
+          <w:rFonts w:ascii="Times New Roman" w:hAnsi="Times New Roman"/>
+          <w:sz w:val="24"/>
+        </w:rPr>
+        <w:t xml:space="preserve"> Бо Твоє є царство, і сила, і слава, Отця, і Сина, і Святого Духа, нині, і повсякчас, і на віки віків.</w:t>
       </w:r>
     </w:p>
     <w:p>
@@ -1921,34 +1891,24 @@
     </w:p>
     <w:p>
       <w:pPr>
-        <w:spacing w:line="240" w:lineRule="auto"/>
-        <w:rPr>
-          <w:rFonts w:ascii="Times New Roman" w:hAnsi="Times New Roman"/>
-          <w:sz w:val="24"/>
-        </w:rPr>
-      </w:pPr>
-      <w:r>
-        <w:rPr>
-          <w:rFonts w:ascii="Times New Roman" w:hAnsi="Times New Roman"/>
-          <w:i/>
-          <w:color w:val="FF0000"/>
-          <w:sz w:val="24"/>
-        </w:rPr>
-        <w:t xml:space="preserve">Священик: </w:t>
-      </w:r>
-      <w:r>
-        <w:rPr>
-          <w:rFonts w:ascii="Times New Roman" w:hAnsi="Times New Roman"/>
-          <w:sz w:val="24"/>
-        </w:rPr>
-        <w:t xml:space="preserve">Бо твоє є царство, і сила, і слава, Отця, і Сина, і Святого Духа, нині і повсякчас, і на віки </w:t>
-      </w:r>
-      <w:r>
-        <w:rPr>
-          <w:rFonts w:ascii="Times New Roman" w:hAnsi="Times New Roman"/>
-          <w:sz w:val="24"/>
-        </w:rPr>
-        <w:t>віків.</w:t>
+        <w:pStyle w:val="a"/>
+        <w:spacing w:after="120"/>
+      </w:pPr>
+      <w:r>
+        <w:rPr>
+          <w:rFonts w:ascii="Times New Roman" w:hAnsi="Times New Roman"/>
+          <w:i/>
+          <w:color w:val="FF0000"/>
+          <w:sz w:val="24"/>
+        </w:rPr>
+        <w:t>Священник:</w:t>
+      </w:r>
+      <w:r>
+        <w:rPr>
+          <w:rFonts w:ascii="Times New Roman" w:hAnsi="Times New Roman"/>
+          <w:sz w:val="24"/>
+        </w:rPr>
+        <w:t xml:space="preserve"> Бо Твоє є царство, і сила, і слава, Отця, і Сина, і Святого Духа, нині, і повсякчас, і на віки віків.</w:t>
       </w:r>
     </w:p>
     <w:p>
@@ -2622,18 +2582,15 @@
     </w:p>
     <w:p>
       <w:pPr>
-        <w:spacing w:line="240" w:lineRule="auto"/>
-        <w:rPr>
-          <w:rFonts w:ascii="Times New Roman" w:hAnsi="Times New Roman"/>
-          <w:sz w:val="24"/>
-        </w:rPr>
-      </w:pPr>
-      <w:r>
-        <w:rPr>
-          <w:rFonts w:ascii="Times New Roman" w:hAnsi="Times New Roman"/>
-          <w:sz w:val="24"/>
-        </w:rPr>
-        <w:t>Царю небесний, утішителю, Душе істини,* що всюди єси і все наповняєш,* скарбе дібр і життя подателю,* прийди і вселися в нас,* і очисти нас від усякої скверни,* і спаси, Благий, душі наші.</w:t>
+        <w:pStyle w:val="a"/>
+        <w:spacing w:after="120"/>
+      </w:pPr>
+      <w:r>
+        <w:rPr>
+          <w:rFonts w:ascii="Times New Roman" w:hAnsi="Times New Roman"/>
+          <w:sz w:val="24"/>
+        </w:rPr>
+        <w:t>Ца́рю небе́сний, утіши́телю, Ду́ше íстини,* що всю́ди єси́ і все наповня́єш,* скарбни́це благ і життя́ пода́телю,* прийди́, і всели́ся в нас,* і очи́сти нас від уся́кої скве́рни,* і спаси́, благи́й, ду́ші на́ші.</w:t>
       </w:r>
     </w:p>
     <w:p>
@@ -2870,34 +2827,24 @@
     </w:p>
     <w:p>
       <w:pPr>
-        <w:spacing w:line="240" w:lineRule="auto"/>
-        <w:rPr>
-          <w:rFonts w:ascii="Times New Roman" w:hAnsi="Times New Roman"/>
-          <w:sz w:val="24"/>
-        </w:rPr>
-      </w:pPr>
-      <w:r>
-        <w:rPr>
-          <w:rFonts w:ascii="Times New Roman" w:hAnsi="Times New Roman"/>
-          <w:i/>
-          <w:color w:val="FF0000"/>
-          <w:sz w:val="24"/>
-        </w:rPr>
-        <w:t xml:space="preserve">Священик: </w:t>
-      </w:r>
-      <w:r>
-        <w:rPr>
-          <w:rFonts w:ascii="Times New Roman" w:hAnsi="Times New Roman"/>
-          <w:sz w:val="24"/>
-        </w:rPr>
-        <w:t xml:space="preserve">Бо твоє є царство, і сила, і слава, Отця, і Сина, і Святого Духа, нині і повсякчас, і на віки </w:t>
-      </w:r>
-      <w:r>
-        <w:rPr>
-          <w:rFonts w:ascii="Times New Roman" w:hAnsi="Times New Roman"/>
-          <w:sz w:val="24"/>
-        </w:rPr>
-        <w:t>віків.</w:t>
+        <w:pStyle w:val="a"/>
+        <w:spacing w:after="120"/>
+      </w:pPr>
+      <w:r>
+        <w:rPr>
+          <w:rFonts w:ascii="Times New Roman" w:hAnsi="Times New Roman"/>
+          <w:i/>
+          <w:color w:val="FF0000"/>
+          <w:sz w:val="24"/>
+        </w:rPr>
+        <w:t>Священник:</w:t>
+      </w:r>
+      <w:r>
+        <w:rPr>
+          <w:rFonts w:ascii="Times New Roman" w:hAnsi="Times New Roman"/>
+          <w:sz w:val="24"/>
+        </w:rPr>
+        <w:t xml:space="preserve"> Бо Твоє є царство, і сила, і слава, Отця, і Сина, і Святого Духа, нині, і повсякчас, і на віки віків.</w:t>
       </w:r>
     </w:p>
     <w:p>
@@ -4845,34 +4792,24 @@
     </w:p>
     <w:p>
       <w:pPr>
-        <w:spacing w:line="240" w:lineRule="auto"/>
-        <w:rPr>
-          <w:rFonts w:ascii="Times New Roman" w:hAnsi="Times New Roman"/>
-          <w:sz w:val="24"/>
-        </w:rPr>
-      </w:pPr>
-      <w:r>
-        <w:rPr>
-          <w:rFonts w:ascii="Times New Roman" w:hAnsi="Times New Roman"/>
-          <w:i/>
-          <w:color w:val="FF0000"/>
-          <w:sz w:val="24"/>
-        </w:rPr>
-        <w:t xml:space="preserve">Священик: </w:t>
-      </w:r>
-      <w:r>
-        <w:rPr>
-          <w:rFonts w:ascii="Times New Roman" w:hAnsi="Times New Roman"/>
-          <w:sz w:val="24"/>
-        </w:rPr>
-        <w:t xml:space="preserve">Бо твоє є царство, і сила, і слава, Отця, і Сина, і Святого Духа, нині і повсякчас, і на віки </w:t>
-      </w:r>
-      <w:r>
-        <w:rPr>
-          <w:rFonts w:ascii="Times New Roman" w:hAnsi="Times New Roman"/>
-          <w:sz w:val="24"/>
-        </w:rPr>
-        <w:t>віків.</w:t>
+        <w:pStyle w:val="a"/>
+        <w:spacing w:after="120"/>
+      </w:pPr>
+      <w:r>
+        <w:rPr>
+          <w:rFonts w:ascii="Times New Roman" w:hAnsi="Times New Roman"/>
+          <w:i/>
+          <w:color w:val="FF0000"/>
+          <w:sz w:val="24"/>
+        </w:rPr>
+        <w:t>Священник:</w:t>
+      </w:r>
+      <w:r>
+        <w:rPr>
+          <w:rFonts w:ascii="Times New Roman" w:hAnsi="Times New Roman"/>
+          <w:sz w:val="24"/>
+        </w:rPr>
+        <w:t xml:space="preserve"> Бо Твоє є царство, і сила, і слава, Отця, і Сина, і Святого Духа, нині, і повсякчас, і на віки віків.</w:t>
       </w:r>
     </w:p>
     <w:p>
@@ -5613,18 +5550,15 @@
     </w:p>
     <w:p>
       <w:pPr>
-        <w:spacing w:line="240" w:lineRule="auto"/>
-        <w:rPr>
-          <w:rFonts w:ascii="Times New Roman" w:hAnsi="Times New Roman"/>
-          <w:sz w:val="24"/>
-        </w:rPr>
-      </w:pPr>
-      <w:r>
-        <w:rPr>
-          <w:rFonts w:ascii="Times New Roman" w:hAnsi="Times New Roman"/>
-          <w:sz w:val="24"/>
-        </w:rPr>
-        <w:t>Царю небесний, утішителю, Душе істини,* що всюди єси і все наповняєш,* скарбе дібр і життя подателю,* прийди і вселися в нас,* і очисти нас від усякої скверни,* і спаси, Благий, душі наші.</w:t>
+        <w:pStyle w:val="a"/>
+        <w:spacing w:after="120"/>
+      </w:pPr>
+      <w:r>
+        <w:rPr>
+          <w:rFonts w:ascii="Times New Roman" w:hAnsi="Times New Roman"/>
+          <w:sz w:val="24"/>
+        </w:rPr>
+        <w:t>Ца́рю небе́сний, утіши́телю, Ду́ше íстини,* що всю́ди єси́ і все наповня́єш,* скарбни́це благ і життя́ пода́телю,* прийди́, і всели́ся в нас,* і очи́сти нас від уся́кої скве́рни,* і спаси́, благи́й, ду́ші на́ші.</w:t>
       </w:r>
     </w:p>
     <w:p>
@@ -5847,34 +5781,24 @@
     </w:p>
     <w:p>
       <w:pPr>
-        <w:spacing w:line="240" w:lineRule="auto"/>
-        <w:rPr>
-          <w:rFonts w:ascii="Times New Roman" w:hAnsi="Times New Roman"/>
-          <w:sz w:val="24"/>
-        </w:rPr>
-      </w:pPr>
-      <w:r>
-        <w:rPr>
-          <w:rFonts w:ascii="Times New Roman" w:hAnsi="Times New Roman"/>
-          <w:i/>
-          <w:color w:val="FF0000"/>
-          <w:sz w:val="24"/>
-        </w:rPr>
-        <w:t xml:space="preserve">Священик: </w:t>
-      </w:r>
-      <w:r>
-        <w:rPr>
-          <w:rFonts w:ascii="Times New Roman" w:hAnsi="Times New Roman"/>
-          <w:sz w:val="24"/>
-        </w:rPr>
-        <w:t xml:space="preserve">Бо твоє є царство, і сила, і слава, Отця, і Сина, і Святого Духа, нині і повсякчас, і на віки </w:t>
-      </w:r>
-      <w:r>
-        <w:rPr>
-          <w:rFonts w:ascii="Times New Roman" w:hAnsi="Times New Roman"/>
-          <w:sz w:val="24"/>
-        </w:rPr>
-        <w:t>віків.</w:t>
+        <w:pStyle w:val="a"/>
+        <w:spacing w:after="120"/>
+      </w:pPr>
+      <w:r>
+        <w:rPr>
+          <w:rFonts w:ascii="Times New Roman" w:hAnsi="Times New Roman"/>
+          <w:i/>
+          <w:color w:val="FF0000"/>
+          <w:sz w:val="24"/>
+        </w:rPr>
+        <w:t>Священник:</w:t>
+      </w:r>
+      <w:r>
+        <w:rPr>
+          <w:rFonts w:ascii="Times New Roman" w:hAnsi="Times New Roman"/>
+          <w:sz w:val="24"/>
+        </w:rPr>
+        <w:t xml:space="preserve"> Бо Твоє є царство, і сила, і слава, Отця, і Сина, і Святого Духа, нині, і повсякчас, і на віки віків.</w:t>
       </w:r>
     </w:p>
     <w:p>
@@ -7826,34 +7750,24 @@
     </w:p>
     <w:p>
       <w:pPr>
-        <w:spacing w:line="240" w:lineRule="auto"/>
-        <w:rPr>
-          <w:rFonts w:ascii="Times New Roman" w:hAnsi="Times New Roman"/>
-          <w:sz w:val="24"/>
-        </w:rPr>
-      </w:pPr>
-      <w:r>
-        <w:rPr>
-          <w:rFonts w:ascii="Times New Roman" w:hAnsi="Times New Roman"/>
-          <w:i/>
-          <w:color w:val="FF0000"/>
-          <w:sz w:val="24"/>
-        </w:rPr>
-        <w:t xml:space="preserve">Священик: </w:t>
-      </w:r>
-      <w:r>
-        <w:rPr>
-          <w:rFonts w:ascii="Times New Roman" w:hAnsi="Times New Roman"/>
-          <w:sz w:val="24"/>
-        </w:rPr>
-        <w:t xml:space="preserve">Бо твоє є царство, і сила, і слава, Отця, і Сина, і Святого Духа, нині і повсякчас, і на віки </w:t>
-      </w:r>
-      <w:r>
-        <w:rPr>
-          <w:rFonts w:ascii="Times New Roman" w:hAnsi="Times New Roman"/>
-          <w:sz w:val="24"/>
-        </w:rPr>
-        <w:t>віків.</w:t>
+        <w:pStyle w:val="a"/>
+        <w:spacing w:after="120"/>
+      </w:pPr>
+      <w:r>
+        <w:rPr>
+          <w:rFonts w:ascii="Times New Roman" w:hAnsi="Times New Roman"/>
+          <w:i/>
+          <w:color w:val="FF0000"/>
+          <w:sz w:val="24"/>
+        </w:rPr>
+        <w:t>Священник:</w:t>
+      </w:r>
+      <w:r>
+        <w:rPr>
+          <w:rFonts w:ascii="Times New Roman" w:hAnsi="Times New Roman"/>
+          <w:sz w:val="24"/>
+        </w:rPr>
+        <w:t xml:space="preserve"> Бо Твоє є царство, і сила, і слава, Отця, і Сина, і Святого Духа, нині, і повсякчас, і на віки віків.</w:t>
       </w:r>
     </w:p>
     <w:p>
@@ -8711,18 +8625,15 @@
     </w:p>
     <w:p>
       <w:pPr>
-        <w:spacing w:line="240" w:lineRule="auto"/>
-        <w:rPr>
-          <w:rFonts w:ascii="Times New Roman" w:hAnsi="Times New Roman"/>
-          <w:sz w:val="24"/>
-        </w:rPr>
-      </w:pPr>
-      <w:r>
-        <w:rPr>
-          <w:rFonts w:ascii="Times New Roman" w:hAnsi="Times New Roman"/>
-          <w:sz w:val="24"/>
-        </w:rPr>
-        <w:t>Царю небесний, утішителю, Душе істини,* що всюди єси і все наповняєш,* скарбе дібр і життя подателю,* прийди і вселися в нас,* і очисти нас від усякої скверни,* і спаси, Благий, душі наші.</w:t>
+        <w:pStyle w:val="a"/>
+        <w:spacing w:after="120"/>
+      </w:pPr>
+      <w:r>
+        <w:rPr>
+          <w:rFonts w:ascii="Times New Roman" w:hAnsi="Times New Roman"/>
+          <w:sz w:val="24"/>
+        </w:rPr>
+        <w:t>Ца́рю небе́сний, утіши́телю, Ду́ше íстини,* що всю́ди єси́ і все наповня́єш,* скарбни́це благ і життя́ пода́телю,* прийди́, і всели́ся в нас,* і очи́сти нас від уся́кої скве́рни,* і спаси́, благи́й, ду́ші на́ші.</w:t>
       </w:r>
     </w:p>
     <w:p>
@@ -8931,34 +8842,24 @@
     </w:p>
     <w:p>
       <w:pPr>
-        <w:spacing w:line="240" w:lineRule="auto"/>
-        <w:rPr>
-          <w:rFonts w:ascii="Times New Roman" w:hAnsi="Times New Roman"/>
-          <w:sz w:val="24"/>
-        </w:rPr>
-      </w:pPr>
-      <w:r>
-        <w:rPr>
-          <w:rFonts w:ascii="Times New Roman" w:hAnsi="Times New Roman"/>
-          <w:i/>
-          <w:color w:val="FF0000"/>
-          <w:sz w:val="24"/>
-        </w:rPr>
-        <w:t xml:space="preserve">Священик: </w:t>
-      </w:r>
-      <w:r>
-        <w:rPr>
-          <w:rFonts w:ascii="Times New Roman" w:hAnsi="Times New Roman"/>
-          <w:sz w:val="24"/>
-        </w:rPr>
-        <w:t xml:space="preserve">Бо твоє є царство, і сила, і слава, Отця, і Сина, і Святого Духа, нині і повсякчас, і на віки </w:t>
-      </w:r>
-      <w:r>
-        <w:rPr>
-          <w:rFonts w:ascii="Times New Roman" w:hAnsi="Times New Roman"/>
-          <w:sz w:val="24"/>
-        </w:rPr>
-        <w:t>віків.</w:t>
+        <w:pStyle w:val="a"/>
+        <w:spacing w:after="120"/>
+      </w:pPr>
+      <w:r>
+        <w:rPr>
+          <w:rFonts w:ascii="Times New Roman" w:hAnsi="Times New Roman"/>
+          <w:i/>
+          <w:color w:val="FF0000"/>
+          <w:sz w:val="24"/>
+        </w:rPr>
+        <w:t>Священник:</w:t>
+      </w:r>
+      <w:r>
+        <w:rPr>
+          <w:rFonts w:ascii="Times New Roman" w:hAnsi="Times New Roman"/>
+          <w:sz w:val="24"/>
+        </w:rPr>
+        <w:t xml:space="preserve"> Бо Твоє є царство, і сила, і слава, Отця, і Сина, і Святого Духа, нині, і повсякчас, і на віки віків.</w:t>
       </w:r>
     </w:p>
     <w:p>
@@ -10486,34 +10387,24 @@
     </w:p>
     <w:p>
       <w:pPr>
-        <w:spacing w:line="240" w:lineRule="auto"/>
-        <w:rPr>
-          <w:rFonts w:ascii="Times New Roman" w:hAnsi="Times New Roman"/>
-          <w:sz w:val="24"/>
-        </w:rPr>
-      </w:pPr>
-      <w:r>
-        <w:rPr>
-          <w:rFonts w:ascii="Times New Roman" w:hAnsi="Times New Roman"/>
-          <w:i/>
-          <w:color w:val="FF0000"/>
-          <w:sz w:val="24"/>
-        </w:rPr>
-        <w:t xml:space="preserve">Священик: </w:t>
-      </w:r>
-      <w:r>
-        <w:rPr>
-          <w:rFonts w:ascii="Times New Roman" w:hAnsi="Times New Roman"/>
-          <w:sz w:val="24"/>
-        </w:rPr>
-        <w:t xml:space="preserve">Бо твоє є царство, і сила, і слава, Отця, і Сина, і Святого Духа, нині і повсякчас, і на віки </w:t>
-      </w:r>
-      <w:r>
-        <w:rPr>
-          <w:rFonts w:ascii="Times New Roman" w:hAnsi="Times New Roman"/>
-          <w:sz w:val="24"/>
-        </w:rPr>
-        <w:t>віків.</w:t>
+        <w:pStyle w:val="a"/>
+        <w:spacing w:after="120"/>
+      </w:pPr>
+      <w:r>
+        <w:rPr>
+          <w:rFonts w:ascii="Times New Roman" w:hAnsi="Times New Roman"/>
+          <w:i/>
+          <w:color w:val="FF0000"/>
+          <w:sz w:val="24"/>
+        </w:rPr>
+        <w:t>Священник:</w:t>
+      </w:r>
+      <w:r>
+        <w:rPr>
+          <w:rFonts w:ascii="Times New Roman" w:hAnsi="Times New Roman"/>
+          <w:sz w:val="24"/>
+        </w:rPr>
+        <w:t xml:space="preserve"> Бо Твоє є царство, і сила, і слава, Отця, і Сина, і Святого Духа, нині, і повсякчас, і на віки віків.</w:t>
       </w:r>
     </w:p>
     <w:p>

--- a/flow/20230927_hours/drafts/2024-07-u/26.07.docx
+++ b/flow/20230927_hours/drafts/2024-07-u/26.07.docx
@@ -4429,23 +4429,21 @@
       </w:r>
     </w:p>
     <w:p>
-      <w:pPr>
-        <w:spacing w:line="240" w:lineRule="auto"/>
-        <w:rPr>
-          <w:rFonts w:ascii="Times New Roman" w:hAnsi="Times New Roman"/>
-          <w:i/>
-          <w:color w:val="FF0000"/>
-          <w:sz w:val="24"/>
-        </w:rPr>
-      </w:pPr>
-      <w:r>
-        <w:rPr>
-          <w:rFonts w:ascii="Times New Roman" w:hAnsi="Times New Roman"/>
-          <w:i/>
-          <w:color w:val="FF0000"/>
-          <w:sz w:val="24"/>
-        </w:rPr>
-        <w:t xml:space="preserve">Тропар </w:t>
+      <w:r>
+        <w:rPr>
+          <w:rFonts w:ascii="Times New Roman" w:hAnsi="Times New Roman"/>
+          <w:i/>
+          <w:color w:val="FF0000"/>
+          <w:sz w:val="24"/>
+        </w:rPr>
+        <w:t xml:space="preserve">Тропар (г. 4): </w:t>
+      </w:r>
+      <w:r>
+        <w:rPr>
+          <w:rFonts w:ascii="Times New Roman" w:hAnsi="Times New Roman"/>
+          <w:sz w:val="24"/>
+        </w:rPr>
+        <w:t>Мученики Твої, Господи,* у стражданнях своїх прийняли вінець нетлінний від Тебе, Бога нашого,* мавши бо кріпость Твою, вони мучителів подолали,* сокрушили і демонів зухвальства безсильні.* Їх молитвами спаси душі наші.</w:t>
       </w:r>
     </w:p>
     <w:p>
@@ -4838,23 +4836,21 @@
       </w:r>
     </w:p>
     <w:p>
-      <w:pPr>
-        <w:spacing w:line="240" w:lineRule="auto"/>
-        <w:rPr>
-          <w:rFonts w:ascii="Times New Roman" w:hAnsi="Times New Roman"/>
-          <w:i/>
-          <w:color w:val="FF0000"/>
-          <w:sz w:val="24"/>
-        </w:rPr>
-      </w:pPr>
-      <w:r>
-        <w:rPr>
-          <w:rFonts w:ascii="Times New Roman" w:hAnsi="Times New Roman"/>
-          <w:i/>
-          <w:color w:val="FF0000"/>
-          <w:sz w:val="24"/>
-        </w:rPr>
-        <w:t xml:space="preserve">Кондак </w:t>
+      <w:r>
+        <w:rPr>
+          <w:rFonts w:ascii="Times New Roman" w:hAnsi="Times New Roman"/>
+          <w:i/>
+          <w:color w:val="FF0000"/>
+          <w:sz w:val="24"/>
+        </w:rPr>
+        <w:t xml:space="preserve">Кондак (г. 4): </w:t>
+      </w:r>
+      <w:r>
+        <w:rPr>
+          <w:rFonts w:ascii="Times New Roman" w:hAnsi="Times New Roman"/>
+          <w:sz w:val="24"/>
+        </w:rPr>
+        <w:t>Як святитель благочесно живши,* священномучеництва вінець прийняв єси.* Ідольські жертви загасив, добрим пастирем Христового стада був єси, премудрий,* і Пантелеймона істинний учитель.* Тому почитаємо тебе піснями, взиваючи:* від бід ізбав нас завжди* молитвами твоїми, Єрмолаю, отче наш.</w:t>
       </w:r>
     </w:p>
     <w:p>
@@ -9960,23 +9956,21 @@
       </w:r>
     </w:p>
     <w:p>
-      <w:pPr>
-        <w:spacing w:line="240" w:lineRule="auto"/>
-        <w:rPr>
-          <w:rFonts w:ascii="Times New Roman" w:hAnsi="Times New Roman"/>
-          <w:i/>
-          <w:color w:val="FF0000"/>
-          <w:sz w:val="24"/>
-        </w:rPr>
-      </w:pPr>
-      <w:r>
-        <w:rPr>
-          <w:rFonts w:ascii="Times New Roman" w:hAnsi="Times New Roman"/>
-          <w:i/>
-          <w:color w:val="FF0000"/>
-          <w:sz w:val="24"/>
-        </w:rPr>
-        <w:t xml:space="preserve">Тропар </w:t>
+      <w:r>
+        <w:rPr>
+          <w:rFonts w:ascii="Times New Roman" w:hAnsi="Times New Roman"/>
+          <w:i/>
+          <w:color w:val="FF0000"/>
+          <w:sz w:val="24"/>
+        </w:rPr>
+        <w:t xml:space="preserve">Тропар (г. 1): </w:t>
+      </w:r>
+      <w:r>
+        <w:rPr>
+          <w:rFonts w:ascii="Times New Roman" w:hAnsi="Times New Roman"/>
+          <w:sz w:val="24"/>
+        </w:rPr>
+        <w:t>Зусилля маючи гідне імені твого,* рівнойменну тобі віру як співжительку вибрала єси, Параскево переможна,* тому зливаєш зцілення* і молишся за душі наші.</w:t>
       </w:r>
     </w:p>
     <w:p>
@@ -10433,23 +10427,21 @@
       </w:r>
     </w:p>
     <w:p>
-      <w:pPr>
-        <w:spacing w:line="240" w:lineRule="auto"/>
-        <w:rPr>
-          <w:rFonts w:ascii="Times New Roman" w:hAnsi="Times New Roman"/>
-          <w:i/>
-          <w:color w:val="FF0000"/>
-          <w:sz w:val="24"/>
-        </w:rPr>
-      </w:pPr>
-      <w:r>
-        <w:rPr>
-          <w:rFonts w:ascii="Times New Roman" w:hAnsi="Times New Roman"/>
-          <w:i/>
-          <w:color w:val="FF0000"/>
-          <w:sz w:val="24"/>
-        </w:rPr>
-        <w:t xml:space="preserve">Кондак </w:t>
+      <w:r>
+        <w:rPr>
+          <w:rFonts w:ascii="Times New Roman" w:hAnsi="Times New Roman"/>
+          <w:i/>
+          <w:color w:val="FF0000"/>
+          <w:sz w:val="24"/>
+        </w:rPr>
+        <w:t xml:space="preserve">Кондак (г. 8): </w:t>
+      </w:r>
+      <w:r>
+        <w:rPr>
+          <w:rFonts w:ascii="Times New Roman" w:hAnsi="Times New Roman"/>
+          <w:sz w:val="24"/>
+        </w:rPr>
+        <w:t>Страстотерпиці, вірні,* пісню Параскеві прийдіте суголосно заспіваймо,* озоряє бо чудесами світ,* відганяючи тьму омани,* подаючи вірним благодать независну, тим які зовуть:* Радуйся, мученице многостраждальна.</w:t>
       </w:r>
     </w:p>
     <w:p>

--- a/flow/20230927_hours/drafts/2024-07-u/26.07.docx
+++ b/flow/20230927_hours/drafts/2024-07-u/26.07.docx
@@ -4850,7 +4850,21 @@
           <w:rFonts w:ascii="Times New Roman" w:hAnsi="Times New Roman"/>
           <w:sz w:val="24"/>
         </w:rPr>
-        <w:t>Як святитель благочесно живши,* священномучеництва вінець прийняв єси.* Ідольські жертви загасив, добрим пастирем Христового стада був єси, премудрий,* і Пантелеймона істинний учитель.* Тому почитаємо тебе піснями, взиваючи:* від бід ізбав нас завжди* молитвами твоїми, Єрмолаю, отче наш.</w:t>
+        <w:t xml:space="preserve">Як святитель благочесно живши,* </w:t>
+      </w:r>
+      <w:r>
+        <w:rPr>
+          <w:rFonts w:ascii="Times New Roman" w:hAnsi="Times New Roman"/>
+          <w:sz w:val="24"/>
+        </w:rPr>
+        <w:t>священномучеництва</w:t>
+      </w:r>
+      <w:r>
+        <w:rPr>
+          <w:rFonts w:ascii="Times New Roman" w:hAnsi="Times New Roman"/>
+          <w:sz w:val="24"/>
+        </w:rPr>
+        <w:t xml:space="preserve"> вінець прийняв єси.* Ідольські жертви загасив, добрим пастирем Христового стада був єси, премудрий,* і Пантелеймона істинний учитель.* Тому почитаємо тебе піснями, взиваючи:* від бід ізбав нас завжди* молитвами твоїми, Єрмолаю, отче наш.</w:t>
       </w:r>
     </w:p>
     <w:p>
@@ -9970,7 +9984,35 @@
           <w:rFonts w:ascii="Times New Roman" w:hAnsi="Times New Roman"/>
           <w:sz w:val="24"/>
         </w:rPr>
-        <w:t>Зусилля маючи гідне імені твого,* рівнойменну тобі віру як співжительку вибрала єси, Параскево переможна,* тому зливаєш зцілення* і молишся за душі наші.</w:t>
+        <w:t xml:space="preserve">Зусилля маючи гідне імені твого,* </w:t>
+      </w:r>
+      <w:r>
+        <w:rPr>
+          <w:rFonts w:ascii="Times New Roman" w:hAnsi="Times New Roman"/>
+          <w:sz w:val="24"/>
+        </w:rPr>
+        <w:t>рівнойменну</w:t>
+      </w:r>
+      <w:r>
+        <w:rPr>
+          <w:rFonts w:ascii="Times New Roman" w:hAnsi="Times New Roman"/>
+          <w:sz w:val="24"/>
+        </w:rPr>
+        <w:t xml:space="preserve"> тобі віру як </w:t>
+      </w:r>
+      <w:r>
+        <w:rPr>
+          <w:rFonts w:ascii="Times New Roman" w:hAnsi="Times New Roman"/>
+          <w:sz w:val="24"/>
+        </w:rPr>
+        <w:t>співжительку</w:t>
+      </w:r>
+      <w:r>
+        <w:rPr>
+          <w:rFonts w:ascii="Times New Roman" w:hAnsi="Times New Roman"/>
+          <w:sz w:val="24"/>
+        </w:rPr>
+        <w:t xml:space="preserve"> вибрала єси, Параскево переможна,* тому зливаєш зцілення* і молишся за душі наші.</w:t>
       </w:r>
     </w:p>
     <w:p>
@@ -10441,7 +10483,42 @@
           <w:rFonts w:ascii="Times New Roman" w:hAnsi="Times New Roman"/>
           <w:sz w:val="24"/>
         </w:rPr>
-        <w:t>Страстотерпиці, вірні,* пісню Параскеві прийдіте суголосно заспіваймо,* озоряє бо чудесами світ,* відганяючи тьму омани,* подаючи вірним благодать независну, тим які зовуть:* Радуйся, мученице многостраждальна.</w:t>
+        <w:t>Страстотерпиці</w:t>
+      </w:r>
+      <w:r>
+        <w:rPr>
+          <w:rFonts w:ascii="Times New Roman" w:hAnsi="Times New Roman"/>
+          <w:sz w:val="24"/>
+        </w:rPr>
+        <w:t xml:space="preserve">, вірні,* пісню Параскеві </w:t>
+      </w:r>
+      <w:r>
+        <w:rPr>
+          <w:rFonts w:ascii="Times New Roman" w:hAnsi="Times New Roman"/>
+          <w:sz w:val="24"/>
+        </w:rPr>
+        <w:t>прийдіте</w:t>
+      </w:r>
+      <w:r>
+        <w:rPr>
+          <w:rFonts w:ascii="Times New Roman" w:hAnsi="Times New Roman"/>
+          <w:sz w:val="24"/>
+        </w:rPr>
+        <w:t xml:space="preserve"> суголосно заспіваймо,* </w:t>
+      </w:r>
+      <w:r>
+        <w:rPr>
+          <w:rFonts w:ascii="Times New Roman" w:hAnsi="Times New Roman"/>
+          <w:sz w:val="24"/>
+        </w:rPr>
+        <w:t>озоряє</w:t>
+      </w:r>
+      <w:r>
+        <w:rPr>
+          <w:rFonts w:ascii="Times New Roman" w:hAnsi="Times New Roman"/>
+          <w:sz w:val="24"/>
+        </w:rPr>
+        <w:t xml:space="preserve"> бо чудесами світ,* відганяючи тьму омани,* подаючи вірним благодать независну, тим які зовуть:* Радуйся, мученице многостраждальна.</w:t>
       </w:r>
     </w:p>
     <w:p>
